--- a/01_THESIS/Chapter 1/01_Introduction.docx
+++ b/01_THESIS/Chapter 1/01_Introduction.docx
@@ -1,6 +1,6 @@
 
 <file path=word/document.xml><?xml version="1.0" encoding="utf-8"?>
-<w:document xmlns:wpc="http://schemas.microsoft.com/office/word/2010/wordprocessingCanvas" xmlns:cx="http://schemas.microsoft.com/office/drawing/2014/chartex" xmlns:cx1="http://schemas.microsoft.com/office/drawing/2015/9/8/chartex" xmlns:cx2="http://schemas.microsoft.com/office/drawing/2015/10/21/chartex" xmlns:cx3="http://schemas.microsoft.com/office/drawing/2016/5/9/chartex" xmlns:cx4="http://schemas.microsoft.com/office/drawing/2016/5/10/chartex" xmlns:cx5="http://schemas.microsoft.com/office/drawing/2016/5/11/chartex" xmlns:cx6="http://schemas.microsoft.com/office/drawing/2016/5/12/chartex" xmlns:cx7="http://schemas.microsoft.com/office/drawing/2016/5/13/chartex" xmlns:cx8="http://schemas.microsoft.com/office/drawing/2016/5/14/chartex" xmlns:mc="http://schemas.openxmlformats.org/markup-compatibility/2006" xmlns:aink="http://schemas.microsoft.com/office/drawing/2016/ink" xmlns:am3d="http://schemas.microsoft.com/office/drawing/2017/model3d" xmlns:o="urn:schemas-microsoft-com:office:office" xmlns:oel="http://schemas.microsoft.com/office/2019/extlst" xmlns:r="http://schemas.openxmlformats.org/officeDocument/2006/relationships" xmlns:m="http://schemas.openxmlformats.org/officeDocument/2006/math" xmlns:v="urn:schemas-microsoft-com:vml" xmlns:wp14="http://schemas.microsoft.com/office/word/2010/wordprocessingDrawing" xmlns:wp="http://schemas.openxmlformats.org/drawingml/2006/wordprocessingDrawing" xmlns:w10="urn:schemas-microsoft-com:office:word" xmlns:w="http://schemas.openxmlformats.org/wordprocessingml/2006/main" xmlns:w14="http://schemas.microsoft.com/office/word/2010/wordml" xmlns:w15="http://schemas.microsoft.com/office/word/2012/wordml" xmlns:w16cei="http://schemas.microsoft.com/office/word/2026/wordml/cei" xmlns:w16cex="http://schemas.microsoft.com/office/word/2018/wordml/cex" xmlns:w16cid="http://schemas.microsoft.com/office/word/2016/wordml/cid" xmlns:w16="http://schemas.microsoft.com/office/word/2018/wordml" xmlns:w16du="http://schemas.microsoft.com/office/word/2023/wordml/word16du" xmlns:w16sdtdh="http://schemas.microsoft.com/office/word/2020/wordml/sdtdatahash" xmlns:w16sdtfl="http://schemas.microsoft.com/office/word/2024/wordml/sdtformatlock" xmlns:w16se="http://schemas.microsoft.com/office/word/2015/wordml/symex" xmlns:wpg="http://schemas.microsoft.com/office/word/2010/wordprocessingGroup" xmlns:wpi="http://schemas.microsoft.com/office/word/2010/wordprocessingInk" xmlns:wne="http://schemas.microsoft.com/office/word/2006/wordml" xmlns:wps="http://schemas.microsoft.com/office/word/2010/wordprocessingShape" mc:Ignorable="w14 w15 w16se w16cid w16 w16cex w16sdtdh w16sdtfl w16du wp14">
+<w:document xmlns:wpc="http://schemas.microsoft.com/office/word/2010/wordprocessingCanvas" xmlns:cx="http://schemas.microsoft.com/office/drawing/2014/chartex" xmlns:cx1="http://schemas.microsoft.com/office/drawing/2015/9/8/chartex" xmlns:cx2="http://schemas.microsoft.com/office/drawing/2015/10/21/chartex" xmlns:cx3="http://schemas.microsoft.com/office/drawing/2016/5/9/chartex" xmlns:cx4="http://schemas.microsoft.com/office/drawing/2016/5/10/chartex" xmlns:cx5="http://schemas.microsoft.com/office/drawing/2016/5/11/chartex" xmlns:cx6="http://schemas.microsoft.com/office/drawing/2016/5/12/chartex" xmlns:cx7="http://schemas.microsoft.com/office/drawing/2016/5/13/chartex" xmlns:cx8="http://schemas.microsoft.com/office/drawing/2016/5/14/chartex" xmlns:mc="http://schemas.openxmlformats.org/markup-compatibility/2006" xmlns:aink="http://schemas.microsoft.com/office/drawing/2016/ink" xmlns:am3d="http://schemas.microsoft.com/office/drawing/2017/model3d" xmlns:o="urn:schemas-microsoft-com:office:office" xmlns:oel="http://schemas.microsoft.com/office/2019/extlst" xmlns:r="http://schemas.openxmlformats.org/officeDocument/2006/relationships" xmlns:m="http://schemas.openxmlformats.org/officeDocument/2006/math" xmlns:v="urn:schemas-microsoft-com:vml" xmlns:wp14="http://schemas.microsoft.com/office/word/2010/wordprocessingDrawing" xmlns:wp="http://schemas.openxmlformats.org/drawingml/2006/wordprocessingDrawing" xmlns:w10="urn:schemas-microsoft-com:office:word" xmlns:w="http://schemas.openxmlformats.org/wordprocessingml/2006/main" xmlns:w14="http://schemas.microsoft.com/office/word/2010/wordml" xmlns:w15="http://schemas.microsoft.com/office/word/2012/wordml" xmlns:w16cex="http://schemas.microsoft.com/office/word/2018/wordml/cex" xmlns:w16cid="http://schemas.microsoft.com/office/word/2016/wordml/cid" xmlns:w16="http://schemas.microsoft.com/office/word/2018/wordml" xmlns:w16du="http://schemas.microsoft.com/office/word/2023/wordml/word16du" xmlns:w16sdtdh="http://schemas.microsoft.com/office/word/2020/wordml/sdtdatahash" xmlns:w16sdtfl="http://schemas.microsoft.com/office/word/2024/wordml/sdtformatlock" xmlns:w16se="http://schemas.microsoft.com/office/word/2015/wordml/symex" xmlns:wpg="http://schemas.microsoft.com/office/word/2010/wordprocessingGroup" xmlns:wpi="http://schemas.microsoft.com/office/word/2010/wordprocessingInk" xmlns:wne="http://schemas.microsoft.com/office/word/2006/wordml" xmlns:wps="http://schemas.microsoft.com/office/word/2010/wordprocessingShape" mc:Ignorable="w14 w15 w16se w16cid w16 w16cex w16sdtdh w16sdtfl w16du wp14">
   <w:body>
     <w:p>
       <w:pPr>
@@ -45,528 +45,8 @@
     </w:p>
     <w:p>
       <w:pPr>
-        <w:spacing w:line="480" w:lineRule="auto"/>
-        <w:ind w:firstLine="720"/>
-        <w:jc w:val="both"/>
-        <w:rPr>
-          <w:rFonts w:ascii="Times New Roman" w:hAnsi="Times New Roman" w:cs="Times New Roman"/>
-          <w:sz w:val="24"/>
-          <w:szCs w:val="24"/>
-        </w:rPr>
-      </w:pPr>
-      <w:r>
-        <w:rPr>
-          <w:rFonts w:ascii="Times New Roman" w:hAnsi="Times New Roman" w:cs="Times New Roman"/>
-          <w:sz w:val="24"/>
-          <w:szCs w:val="24"/>
-        </w:rPr>
-        <w:t xml:space="preserve">Assessment is a fundamental component of the teaching and learning process. It enables teachers to determine whether learning objectives have been achieved and to identify the areas in which students require further assistance. For students, assessment provides an opportunity to demonstrate what they have learned and to recognize their strengths and areas for improvement. Among the different forms of assessment, written assessments are particularly important because they require students to express their knowledge, understanding, and reasoning through their own responses. Therefore, written responses must be evaluated carefully to ensure that the scores given accurately represent student performance (Ramesh &amp; </w:t>
-      </w:r>
-      <w:proofErr w:type="spellStart"/>
-      <w:r>
-        <w:rPr>
-          <w:rFonts w:ascii="Times New Roman" w:hAnsi="Times New Roman" w:cs="Times New Roman"/>
-          <w:sz w:val="24"/>
-          <w:szCs w:val="24"/>
-        </w:rPr>
-        <w:t>Sanampudi</w:t>
-      </w:r>
-      <w:proofErr w:type="spellEnd"/>
-      <w:r>
-        <w:rPr>
-          <w:rFonts w:ascii="Times New Roman" w:hAnsi="Times New Roman" w:cs="Times New Roman"/>
-          <w:sz w:val="24"/>
-          <w:szCs w:val="24"/>
-        </w:rPr>
-        <w:t>, 2022).</w:t>
-      </w:r>
-    </w:p>
-    <w:p>
-      <w:pPr>
-        <w:spacing w:line="480" w:lineRule="auto"/>
-        <w:ind w:firstLine="720"/>
-        <w:jc w:val="both"/>
-        <w:rPr>
-          <w:rFonts w:ascii="Times New Roman" w:hAnsi="Times New Roman" w:cs="Times New Roman"/>
-          <w:sz w:val="24"/>
-          <w:szCs w:val="24"/>
-        </w:rPr>
-      </w:pPr>
-      <w:r>
-        <w:rPr>
-          <w:rFonts w:ascii="Times New Roman" w:hAnsi="Times New Roman" w:cs="Times New Roman"/>
-          <w:sz w:val="24"/>
-          <w:szCs w:val="24"/>
-        </w:rPr>
-        <w:t>Written assessments may include essays and short-answer questions. Short-answer questions generally require brief but direct responses to measure students’ understanding of a specific concept or fact. In contrast, essay questions require students to provide more detailed explanations, organize their ideas, develop arguments, and support their answers with relevant information. These assessment types are useful in measuring higher-level learning skills, including comprehension, analysis, application, and written communication. Unlike selected-response assessments, such as multiple-choice, true-or-false, and matching-type tests, essays and short-answer questions are classified as constructed-response assessments because students are expected to produce their own answers rather than select from predetermined choices (</w:t>
-      </w:r>
-      <w:proofErr w:type="spellStart"/>
-      <w:r>
-        <w:rPr>
-          <w:rFonts w:ascii="Times New Roman" w:hAnsi="Times New Roman" w:cs="Times New Roman"/>
-          <w:sz w:val="24"/>
-          <w:szCs w:val="24"/>
-        </w:rPr>
-        <w:t>Sutisna</w:t>
-      </w:r>
-      <w:proofErr w:type="spellEnd"/>
-      <w:r>
-        <w:rPr>
-          <w:rFonts w:ascii="Times New Roman" w:hAnsi="Times New Roman" w:cs="Times New Roman"/>
-          <w:sz w:val="24"/>
-          <w:szCs w:val="24"/>
-        </w:rPr>
-        <w:t xml:space="preserve"> et al., 2023).</w:t>
-      </w:r>
-    </w:p>
-    <w:p>
-      <w:pPr>
-        <w:spacing w:line="480" w:lineRule="auto"/>
-        <w:ind w:firstLine="720"/>
-        <w:jc w:val="both"/>
-        <w:rPr>
-          <w:rFonts w:ascii="Times New Roman" w:hAnsi="Times New Roman" w:cs="Times New Roman"/>
-          <w:sz w:val="24"/>
-          <w:szCs w:val="24"/>
-        </w:rPr>
-      </w:pPr>
-      <w:r>
-        <w:rPr>
-          <w:rFonts w:ascii="Times New Roman" w:hAnsi="Times New Roman" w:cs="Times New Roman"/>
-          <w:sz w:val="24"/>
-          <w:szCs w:val="24"/>
-        </w:rPr>
-        <w:t xml:space="preserve">Constructed-response assessments provide valuable information about the quality of student learning. A correct answer in a multiple-choice test may indicate that a student recognized the correct option; however, it may not fully show how the student understood or applied the lesson. In comparison, an essay or short-answer response allows teachers to examine the student’s </w:t>
-      </w:r>
-      <w:r>
-        <w:rPr>
-          <w:rFonts w:ascii="Times New Roman" w:hAnsi="Times New Roman" w:cs="Times New Roman"/>
-          <w:sz w:val="24"/>
-          <w:szCs w:val="24"/>
-        </w:rPr>
-        <w:lastRenderedPageBreak/>
-        <w:t>explanation, reasoning, relevance of ideas, and ability to communicate knowledge clearly. For this reason, essays remain widely used in subjects that require explanation, interpretation, critical thinking, and written expression. However, the scoring of such responses requires more time and careful judgment than objective-type assessments.</w:t>
-      </w:r>
-    </w:p>
-    <w:p>
-      <w:pPr>
-        <w:spacing w:line="480" w:lineRule="auto"/>
-        <w:ind w:firstLine="720"/>
-        <w:jc w:val="both"/>
-        <w:rPr>
-          <w:rFonts w:ascii="Times New Roman" w:hAnsi="Times New Roman" w:cs="Times New Roman"/>
-          <w:sz w:val="24"/>
-          <w:szCs w:val="24"/>
-        </w:rPr>
-      </w:pPr>
-      <w:r>
-        <w:rPr>
-          <w:rFonts w:ascii="Times New Roman" w:hAnsi="Times New Roman" w:cs="Times New Roman"/>
-          <w:sz w:val="24"/>
-          <w:szCs w:val="24"/>
-        </w:rPr>
-        <w:t xml:space="preserve">Traditionally, essays and short-answer responses are scored manually by teachers using rubrics, answer keys, or other established criteria. Although this process allows teachers to apply their professional judgment, it may become difficult when there are many student submissions to review. Manual scoring can be time-consuming, especially in large classes, because each response must be read and evaluated individually. In addition, fatigue, workload, and differences in interpretation may affect the consistency of scores. A teacher may also assess the same type of response differently at separate times, while two teachers may give different scores to the same answer. These concerns may affect the efficiency, consistency, and fairness of written assessment practices (Ramesh &amp; </w:t>
-      </w:r>
-      <w:proofErr w:type="spellStart"/>
-      <w:r>
-        <w:rPr>
-          <w:rFonts w:ascii="Times New Roman" w:hAnsi="Times New Roman" w:cs="Times New Roman"/>
-          <w:sz w:val="24"/>
-          <w:szCs w:val="24"/>
-        </w:rPr>
-        <w:t>Sanampudi</w:t>
-      </w:r>
-      <w:proofErr w:type="spellEnd"/>
-      <w:r>
-        <w:rPr>
-          <w:rFonts w:ascii="Times New Roman" w:hAnsi="Times New Roman" w:cs="Times New Roman"/>
-          <w:sz w:val="24"/>
-          <w:szCs w:val="24"/>
-        </w:rPr>
-        <w:t>, 2022).</w:t>
-      </w:r>
-    </w:p>
-    <w:p>
-      <w:pPr>
-        <w:spacing w:line="480" w:lineRule="auto"/>
-        <w:ind w:firstLine="720"/>
-        <w:jc w:val="both"/>
-        <w:rPr>
-          <w:rFonts w:ascii="Times New Roman" w:hAnsi="Times New Roman" w:cs="Times New Roman"/>
-          <w:sz w:val="24"/>
-          <w:szCs w:val="24"/>
-        </w:rPr>
-      </w:pPr>
-      <w:r>
-        <w:rPr>
-          <w:rFonts w:ascii="Times New Roman" w:hAnsi="Times New Roman" w:cs="Times New Roman"/>
-          <w:sz w:val="24"/>
-          <w:szCs w:val="24"/>
-        </w:rPr>
-        <w:t>The increasing use of digital technologies in education has created opportunities to support teachers in the assessment process. One such technology is Automated Essay Scoring (AES), which refers to the use of computer-based methods to evaluate and assign scores to student-written responses. AES commonly uses Natural Language Processing (NLP), a field of artificial intelligence that enables computers to process and analyze human language. It also uses machine learning techniques, in which a model learns from examples of essays that have already been scored by human evaluators. Based on the patterns learned from these examples, the system can generate a predicted score for a new response submitted by a student (Zhang &amp; Yuan, 2022).</w:t>
-      </w:r>
-    </w:p>
-    <w:p>
-      <w:pPr>
-        <w:spacing w:line="480" w:lineRule="auto"/>
-        <w:ind w:firstLine="720"/>
-        <w:jc w:val="both"/>
-        <w:rPr>
-          <w:rFonts w:ascii="Times New Roman" w:hAnsi="Times New Roman" w:cs="Times New Roman"/>
-          <w:sz w:val="24"/>
-          <w:szCs w:val="24"/>
-        </w:rPr>
-      </w:pPr>
-      <w:r>
-        <w:rPr>
-          <w:rFonts w:ascii="Times New Roman" w:hAnsi="Times New Roman" w:cs="Times New Roman"/>
-          <w:sz w:val="24"/>
-          <w:szCs w:val="24"/>
-        </w:rPr>
-        <w:t xml:space="preserve">In an automated scoring process, a student’s written response is first prepared for analysis through text preprocessing. This may include removing unnecessary spaces or formatting and </w:t>
-      </w:r>
-      <w:r>
-        <w:rPr>
-          <w:rFonts w:ascii="Times New Roman" w:hAnsi="Times New Roman" w:cs="Times New Roman"/>
-          <w:sz w:val="24"/>
-          <w:szCs w:val="24"/>
-        </w:rPr>
-        <w:lastRenderedPageBreak/>
-        <w:t>converting the response into a form that a machine learning model can process. The processed text is then passed to a trained model, which analyzes patterns associated with the quality of the response and produces a predicted score. The result may then be converted to the required score scale and accompanied by feedback, such as identifying a response that is too short or lacks sufficient detail. Although these systems can help improve the speed of scoring, they should be assessed carefully to ensure that their results are aligned with human grading standards (Zhang et al., 2022).</w:t>
-      </w:r>
-    </w:p>
-    <w:p>
-      <w:pPr>
-        <w:spacing w:line="480" w:lineRule="auto"/>
-        <w:ind w:firstLine="720"/>
-        <w:jc w:val="both"/>
-        <w:rPr>
-          <w:rFonts w:ascii="Times New Roman" w:hAnsi="Times New Roman" w:cs="Times New Roman"/>
-          <w:sz w:val="24"/>
-          <w:szCs w:val="24"/>
-        </w:rPr>
-      </w:pPr>
-      <w:r>
-        <w:rPr>
-          <w:rFonts w:ascii="Times New Roman" w:hAnsi="Times New Roman" w:cs="Times New Roman"/>
-          <w:sz w:val="24"/>
-          <w:szCs w:val="24"/>
-        </w:rPr>
-        <w:t>Previous automated scoring implementations have shown the potential of technology to reduce grading workload; however, several limitations remain. Some systems may not be easily accessible to teachers, while others may not be compatible with existing Virtual Learning Environments (VLEs) used by schools. In addition, an automated score should not completely replace teacher judgment, since students may provide unique answers that require human interpretation. Responsible use of automated scoring requires transparency, proper evaluation, and a mechanism that allows teachers to review and revise system-generated scores when necessary (Yang et al., 2024).</w:t>
-      </w:r>
-    </w:p>
-    <w:p>
-      <w:pPr>
-        <w:spacing w:line="480" w:lineRule="auto"/>
-        <w:ind w:firstLine="720"/>
-        <w:jc w:val="both"/>
-        <w:rPr>
-          <w:rFonts w:ascii="Times New Roman" w:hAnsi="Times New Roman" w:cs="Times New Roman"/>
-          <w:sz w:val="24"/>
-          <w:szCs w:val="24"/>
-        </w:rPr>
-      </w:pPr>
-      <w:r>
-        <w:rPr>
-          <w:rFonts w:ascii="Times New Roman" w:hAnsi="Times New Roman" w:cs="Times New Roman"/>
-          <w:sz w:val="24"/>
-          <w:szCs w:val="24"/>
-        </w:rPr>
-        <w:t>In response to these concerns, this study explores the development of an automated scoring approach for open-ended student responses, with essay scoring as the primary focus. The following sections describe the specific system proposed to address this need.</w:t>
-      </w:r>
-    </w:p>
-    <w:p>
-      <w:pPr>
-        <w:rPr>
-          <w:rFonts w:ascii="Times New Roman" w:hAnsi="Times New Roman" w:cs="Times New Roman"/>
-          <w:sz w:val="24"/>
-          <w:szCs w:val="24"/>
-        </w:rPr>
-      </w:pPr>
-    </w:p>
-    <w:p>
-      <w:pPr>
-        <w:rPr>
-          <w:rFonts w:ascii="Times New Roman" w:hAnsi="Times New Roman" w:cs="Times New Roman"/>
-          <w:sz w:val="24"/>
-          <w:szCs w:val="24"/>
-        </w:rPr>
-      </w:pPr>
-    </w:p>
-    <w:p>
-      <w:pPr>
-        <w:rPr>
-          <w:rFonts w:ascii="Times New Roman" w:hAnsi="Times New Roman" w:cs="Times New Roman"/>
-          <w:sz w:val="24"/>
-          <w:szCs w:val="24"/>
-        </w:rPr>
-      </w:pPr>
-    </w:p>
-    <w:p>
-      <w:pPr>
-        <w:rPr>
-          <w:rFonts w:ascii="Times New Roman" w:hAnsi="Times New Roman" w:cs="Times New Roman"/>
-          <w:sz w:val="24"/>
-          <w:szCs w:val="24"/>
-        </w:rPr>
-      </w:pPr>
-    </w:p>
-    <w:p>
-      <w:pPr>
-        <w:rPr>
-          <w:rFonts w:ascii="Times New Roman" w:hAnsi="Times New Roman" w:cs="Times New Roman"/>
-          <w:sz w:val="24"/>
-          <w:szCs w:val="24"/>
-        </w:rPr>
-      </w:pPr>
-    </w:p>
-    <w:p>
-      <w:pPr>
-        <w:jc w:val="center"/>
-        <w:rPr>
-          <w:rFonts w:ascii="Times New Roman" w:hAnsi="Times New Roman" w:cs="Times New Roman"/>
-          <w:b/>
-          <w:bCs/>
-          <w:sz w:val="24"/>
-          <w:szCs w:val="24"/>
-        </w:rPr>
-      </w:pPr>
-      <w:r>
-        <w:rPr>
-          <w:rFonts w:ascii="Times New Roman" w:hAnsi="Times New Roman" w:cs="Times New Roman"/>
-          <w:b/>
-          <w:bCs/>
-          <w:sz w:val="24"/>
-          <w:szCs w:val="24"/>
-        </w:rPr>
-        <w:lastRenderedPageBreak/>
-        <w:t>REFERENCES</w:t>
-      </w:r>
-    </w:p>
-    <w:p>
-      <w:pPr>
-        <w:ind w:left="720" w:hanging="720"/>
-        <w:rPr>
-          <w:rFonts w:ascii="Times New Roman" w:hAnsi="Times New Roman" w:cs="Times New Roman"/>
-          <w:sz w:val="24"/>
-          <w:szCs w:val="24"/>
-        </w:rPr>
-      </w:pPr>
-      <w:r>
-        <w:rPr>
-          <w:rFonts w:ascii="Times New Roman" w:hAnsi="Times New Roman" w:cs="Times New Roman"/>
-          <w:sz w:val="24"/>
-          <w:szCs w:val="24"/>
-        </w:rPr>
-        <w:t xml:space="preserve">Ramesh, D., &amp; </w:t>
-      </w:r>
-      <w:proofErr w:type="spellStart"/>
-      <w:r>
-        <w:rPr>
-          <w:rFonts w:ascii="Times New Roman" w:hAnsi="Times New Roman" w:cs="Times New Roman"/>
-          <w:sz w:val="24"/>
-          <w:szCs w:val="24"/>
-        </w:rPr>
-        <w:t>Sanampudi</w:t>
-      </w:r>
-      <w:proofErr w:type="spellEnd"/>
-      <w:r>
-        <w:rPr>
-          <w:rFonts w:ascii="Times New Roman" w:hAnsi="Times New Roman" w:cs="Times New Roman"/>
-          <w:sz w:val="24"/>
-          <w:szCs w:val="24"/>
-        </w:rPr>
-        <w:t xml:space="preserve">, S. K. (2022). An </w:t>
-      </w:r>
-      <w:proofErr w:type="gramStart"/>
-      <w:r>
-        <w:rPr>
-          <w:rFonts w:ascii="Times New Roman" w:hAnsi="Times New Roman" w:cs="Times New Roman"/>
-          <w:sz w:val="24"/>
-          <w:szCs w:val="24"/>
-        </w:rPr>
-        <w:t>automated essay scoring systems</w:t>
-      </w:r>
-      <w:proofErr w:type="gramEnd"/>
-      <w:r>
-        <w:rPr>
-          <w:rFonts w:ascii="Times New Roman" w:hAnsi="Times New Roman" w:cs="Times New Roman"/>
-          <w:sz w:val="24"/>
-          <w:szCs w:val="24"/>
-        </w:rPr>
-        <w:t>: A systematic literature review. Artificial Intelligence Review, 55(3), 2495–2527. https://doi.org/10.1007/s10462-021-10068-2</w:t>
-      </w:r>
-    </w:p>
-    <w:p>
-      <w:pPr>
-        <w:ind w:left="720" w:hanging="720"/>
-        <w:rPr>
-          <w:rFonts w:ascii="Times New Roman" w:hAnsi="Times New Roman" w:cs="Times New Roman"/>
-          <w:sz w:val="24"/>
-          <w:szCs w:val="24"/>
-        </w:rPr>
-      </w:pPr>
-    </w:p>
-    <w:p>
-      <w:pPr>
-        <w:ind w:left="720" w:hanging="720"/>
-        <w:rPr>
-          <w:rFonts w:ascii="Times New Roman" w:hAnsi="Times New Roman" w:cs="Times New Roman"/>
-          <w:sz w:val="24"/>
-          <w:szCs w:val="24"/>
-        </w:rPr>
-      </w:pPr>
-      <w:proofErr w:type="spellStart"/>
-      <w:r>
-        <w:rPr>
-          <w:rFonts w:ascii="Times New Roman" w:hAnsi="Times New Roman" w:cs="Times New Roman"/>
-          <w:sz w:val="24"/>
-          <w:szCs w:val="24"/>
-        </w:rPr>
-        <w:t>Sutisna</w:t>
-      </w:r>
-      <w:proofErr w:type="spellEnd"/>
-      <w:r>
-        <w:rPr>
-          <w:rFonts w:ascii="Times New Roman" w:hAnsi="Times New Roman" w:cs="Times New Roman"/>
-          <w:sz w:val="24"/>
-          <w:szCs w:val="24"/>
-        </w:rPr>
-        <w:t xml:space="preserve">, M., </w:t>
-      </w:r>
-      <w:proofErr w:type="spellStart"/>
-      <w:r>
-        <w:rPr>
-          <w:rFonts w:ascii="Times New Roman" w:hAnsi="Times New Roman" w:cs="Times New Roman"/>
-          <w:sz w:val="24"/>
-          <w:szCs w:val="24"/>
-        </w:rPr>
-        <w:t>Suryadi</w:t>
-      </w:r>
-      <w:proofErr w:type="spellEnd"/>
-      <w:r>
-        <w:rPr>
-          <w:rFonts w:ascii="Times New Roman" w:hAnsi="Times New Roman" w:cs="Times New Roman"/>
-          <w:sz w:val="24"/>
-          <w:szCs w:val="24"/>
-        </w:rPr>
-        <w:t>, D., &amp; others. (2023). Automatic essay exam scoring system: A systematic literature review. Procedia Computer Science, 216, 551–560. https://doi.org/10.1016/j.procs.2022.12.166</w:t>
-      </w:r>
-    </w:p>
-    <w:p>
-      <w:pPr>
-        <w:ind w:left="720" w:hanging="720"/>
-        <w:rPr>
-          <w:rFonts w:ascii="Times New Roman" w:hAnsi="Times New Roman" w:cs="Times New Roman"/>
-          <w:sz w:val="24"/>
-          <w:szCs w:val="24"/>
-        </w:rPr>
-      </w:pPr>
-    </w:p>
-    <w:p>
-      <w:pPr>
-        <w:ind w:left="720" w:hanging="720"/>
-        <w:rPr>
-          <w:rFonts w:ascii="Times New Roman" w:hAnsi="Times New Roman" w:cs="Times New Roman"/>
-          <w:sz w:val="24"/>
-          <w:szCs w:val="24"/>
-        </w:rPr>
-      </w:pPr>
-      <w:r>
-        <w:rPr>
-          <w:rFonts w:ascii="Times New Roman" w:hAnsi="Times New Roman" w:cs="Times New Roman"/>
-          <w:sz w:val="24"/>
-          <w:szCs w:val="24"/>
-        </w:rPr>
-        <w:t xml:space="preserve">Yang, K., </w:t>
-      </w:r>
-      <w:proofErr w:type="spellStart"/>
-      <w:r>
-        <w:rPr>
-          <w:rFonts w:ascii="Times New Roman" w:hAnsi="Times New Roman" w:cs="Times New Roman"/>
-          <w:sz w:val="24"/>
-          <w:szCs w:val="24"/>
-        </w:rPr>
-        <w:t>Raković</w:t>
-      </w:r>
-      <w:proofErr w:type="spellEnd"/>
-      <w:r>
-        <w:rPr>
-          <w:rFonts w:ascii="Times New Roman" w:hAnsi="Times New Roman" w:cs="Times New Roman"/>
-          <w:sz w:val="24"/>
-          <w:szCs w:val="24"/>
-        </w:rPr>
-        <w:t xml:space="preserve">, M., Li, Y., Guan, Q., </w:t>
-      </w:r>
-      <w:proofErr w:type="spellStart"/>
-      <w:r>
-        <w:rPr>
-          <w:rFonts w:ascii="Times New Roman" w:hAnsi="Times New Roman" w:cs="Times New Roman"/>
-          <w:sz w:val="24"/>
-          <w:szCs w:val="24"/>
-        </w:rPr>
-        <w:t>Gašević</w:t>
-      </w:r>
-      <w:proofErr w:type="spellEnd"/>
-      <w:r>
-        <w:rPr>
-          <w:rFonts w:ascii="Times New Roman" w:hAnsi="Times New Roman" w:cs="Times New Roman"/>
-          <w:sz w:val="24"/>
-          <w:szCs w:val="24"/>
-        </w:rPr>
-        <w:t>, D., &amp; Chen, G. (2024). Unveiling the tapestry of automated essay scoring: A comprehensive investigation of accuracy, fairness, and generalizability. Proceedings of the AAAI Conference on Artificial Intelligence, 38(20), 22466–22474. https://doi.org/10.1609/aaai.v38i20.30254</w:t>
-      </w:r>
-    </w:p>
-    <w:p>
-      <w:pPr>
-        <w:ind w:left="720" w:hanging="720"/>
-        <w:rPr>
-          <w:rFonts w:ascii="Times New Roman" w:hAnsi="Times New Roman" w:cs="Times New Roman"/>
-          <w:sz w:val="24"/>
-          <w:szCs w:val="24"/>
-        </w:rPr>
-      </w:pPr>
-    </w:p>
-    <w:p>
-      <w:pPr>
-        <w:ind w:left="720" w:hanging="720"/>
-        <w:rPr>
-          <w:rFonts w:ascii="Times New Roman" w:hAnsi="Times New Roman" w:cs="Times New Roman"/>
-          <w:sz w:val="24"/>
-          <w:szCs w:val="24"/>
-        </w:rPr>
-      </w:pPr>
-      <w:r>
-        <w:rPr>
-          <w:rFonts w:ascii="Times New Roman" w:hAnsi="Times New Roman" w:cs="Times New Roman"/>
-          <w:sz w:val="24"/>
-          <w:szCs w:val="24"/>
-        </w:rPr>
-        <w:t>Zhang, F., Yu, L., &amp; Shen, J. (2022). Automatic scoring of English essays based on machine learning technology in a wireless network environment. Wireless Communications and Mobile Computing, 2022, Article 9336298. https://doi.org/10.1155/2022/9336298</w:t>
-      </w:r>
-    </w:p>
-    <w:p>
-      <w:pPr>
-        <w:ind w:left="720" w:hanging="720"/>
-        <w:rPr>
-          <w:rFonts w:ascii="Times New Roman" w:hAnsi="Times New Roman" w:cs="Times New Roman"/>
-          <w:sz w:val="24"/>
-          <w:szCs w:val="24"/>
-        </w:rPr>
-      </w:pPr>
-    </w:p>
-    <w:p>
-      <w:pPr>
         <w:ind w:left="720" w:hanging="720"/>
       </w:pPr>
-      <w:r>
-        <w:rPr>
-          <w:rFonts w:ascii="Times New Roman" w:hAnsi="Times New Roman" w:cs="Times New Roman"/>
-          <w:sz w:val="24"/>
-          <w:szCs w:val="24"/>
-        </w:rPr>
-        <w:t>Zhang, D., &amp; Yuan, X. (2022). Intelligent scoring of English composition by machine learning from the perspective of natural language processing. Computational Intelligence and Neuroscience, 2022, Article 9070272. https://doi.org/10.1155/2022/9070272</w:t>
-      </w:r>
     </w:p>
     <w:sectPr>
       <w:pgSz w:w="12240" w:h="15840"/>

--- a/01_THESIS/Chapter 1/01_Introduction.docx
+++ b/01_THESIS/Chapter 1/01_Introduction.docx
@@ -4,9 +4,12 @@
   <w:body>
     <w:p>
       <w:pPr>
+        <w:spacing w:line="360" w:lineRule="auto"/>
         <w:jc w:val="center"/>
         <w:rPr>
           <w:rFonts w:ascii="Times New Roman" w:hAnsi="Times New Roman" w:cs="Times New Roman"/>
+          <w:b/>
+          <w:bCs/>
           <w:sz w:val="24"/>
           <w:szCs w:val="24"/>
         </w:rPr>
@@ -14,39 +17,352 @@
       <w:r>
         <w:rPr>
           <w:rFonts w:ascii="Times New Roman" w:hAnsi="Times New Roman" w:cs="Times New Roman"/>
-          <w:sz w:val="24"/>
-          <w:szCs w:val="24"/>
-        </w:rPr>
-        <w:t>CHAPTER 1</w:t>
+          <w:b/>
+          <w:bCs/>
+          <w:sz w:val="24"/>
+          <w:szCs w:val="24"/>
+        </w:rPr>
+        <w:t>INTRODUCTION</w:t>
       </w:r>
     </w:p>
     <w:p>
       <w:pPr>
-        <w:spacing w:line="480" w:lineRule="auto"/>
-        <w:jc w:val="center"/>
-        <w:rPr>
-          <w:rFonts w:ascii="Times New Roman" w:hAnsi="Times New Roman" w:cs="Times New Roman"/>
-          <w:b/>
-          <w:bCs/>
+        <w:spacing w:line="360" w:lineRule="auto"/>
+        <w:jc w:val="both"/>
+        <w:rPr>
+          <w:rFonts w:ascii="Times New Roman" w:hAnsi="Times New Roman" w:cs="Times New Roman"/>
           <w:sz w:val="24"/>
           <w:szCs w:val="24"/>
         </w:rPr>
       </w:pPr>
-      <w:r>
-        <w:rPr>
-          <w:rFonts w:ascii="Times New Roman" w:hAnsi="Times New Roman" w:cs="Times New Roman"/>
-          <w:b/>
-          <w:bCs/>
-          <w:sz w:val="24"/>
-          <w:szCs w:val="24"/>
-        </w:rPr>
-        <w:t>INTRODUCTION</w:t>
-      </w:r>
     </w:p>
     <w:p>
       <w:pPr>
-        <w:ind w:left="720" w:hanging="720"/>
+        <w:spacing w:line="360" w:lineRule="auto"/>
+        <w:jc w:val="both"/>
+        <w:rPr>
+          <w:rFonts w:ascii="Times New Roman" w:hAnsi="Times New Roman" w:cs="Times New Roman"/>
+          <w:sz w:val="24"/>
+          <w:szCs w:val="24"/>
+        </w:rPr>
       </w:pPr>
+      <w:r>
+        <w:rPr>
+          <w:rFonts w:ascii="Times New Roman" w:hAnsi="Times New Roman" w:cs="Times New Roman"/>
+          <w:sz w:val="24"/>
+          <w:szCs w:val="24"/>
+        </w:rPr>
+        <w:tab/>
+      </w:r>
+      <w:r>
+        <w:rPr>
+          <w:rFonts w:ascii="Times New Roman" w:hAnsi="Times New Roman" w:cs="Times New Roman"/>
+          <w:sz w:val="24"/>
+          <w:szCs w:val="24"/>
+        </w:rPr>
+        <w:t>Assessment remains one of the most essential components of the teaching and learning process. It allows teachers to determine whether learning objectives have been met and to identify students who may need further support, while giving students the opportunity to demonstrate what they have learned. Assessments are generally classified into two broad types. Objective assessments, such as multiple-choice and true-or-false questions, ask students to select an answer from a fixed set of choices and can be checked by comparing the response against a predetermined answer key. Constructed-response assessments, such as short-answer items and essays, instead require students to produce their own explanations or arguments, making them useful for measuring higher-order skills such as comprehension, analysis, and written communication (Susanti et al., 2023).</w:t>
+      </w:r>
+    </w:p>
+    <w:p>
+      <w:pPr>
+        <w:spacing w:line="360" w:lineRule="auto"/>
+        <w:jc w:val="both"/>
+        <w:rPr>
+          <w:rFonts w:ascii="Times New Roman" w:hAnsi="Times New Roman" w:cs="Times New Roman"/>
+          <w:sz w:val="24"/>
+          <w:szCs w:val="24"/>
+        </w:rPr>
+      </w:pPr>
+      <w:r>
+        <w:rPr>
+          <w:rFonts w:ascii="Times New Roman" w:hAnsi="Times New Roman" w:cs="Times New Roman"/>
+          <w:sz w:val="24"/>
+          <w:szCs w:val="24"/>
+        </w:rPr>
+        <w:tab/>
+      </w:r>
+      <w:r>
+        <w:rPr>
+          <w:rFonts w:ascii="Times New Roman" w:hAnsi="Times New Roman" w:cs="Times New Roman"/>
+          <w:sz w:val="24"/>
+          <w:szCs w:val="24"/>
+        </w:rPr>
+        <w:t xml:space="preserve">Despite their different formats, both kinds of assessment place considerable demands on a teacher's time, particularly in schools that still rely heavily on paper-based testing. Objective items must be checked against an answer key and tallied into scores, essays and short-answer items must be read and judged individually against a rubric, and results must eventually be consolidated to compute grades. In classes with several sections and large enrollments, a teacher may need to process hundreds of papers across multiple assessment periods, a task made more difficult by the physical handling, encoding, and computation involved (Ramesh &amp; </w:t>
+      </w:r>
+      <w:proofErr w:type="spellStart"/>
+      <w:r>
+        <w:rPr>
+          <w:rFonts w:ascii="Times New Roman" w:hAnsi="Times New Roman" w:cs="Times New Roman"/>
+          <w:sz w:val="24"/>
+          <w:szCs w:val="24"/>
+        </w:rPr>
+        <w:t>Sanampudi</w:t>
+      </w:r>
+      <w:proofErr w:type="spellEnd"/>
+      <w:r>
+        <w:rPr>
+          <w:rFonts w:ascii="Times New Roman" w:hAnsi="Times New Roman" w:cs="Times New Roman"/>
+          <w:sz w:val="24"/>
+          <w:szCs w:val="24"/>
+        </w:rPr>
+        <w:t>, 2022). Beyond the checking process itself, teachers must also extract identifying details, such as a student's name or reference number, from each submitted paper before scores can be properly recorded.</w:t>
+      </w:r>
+    </w:p>
+    <w:p>
+      <w:pPr>
+        <w:spacing w:line="360" w:lineRule="auto"/>
+        <w:jc w:val="both"/>
+        <w:rPr>
+          <w:rFonts w:ascii="Times New Roman" w:hAnsi="Times New Roman" w:cs="Times New Roman"/>
+          <w:sz w:val="24"/>
+          <w:szCs w:val="24"/>
+        </w:rPr>
+      </w:pPr>
+      <w:r>
+        <w:rPr>
+          <w:rFonts w:ascii="Times New Roman" w:hAnsi="Times New Roman" w:cs="Times New Roman"/>
+          <w:sz w:val="24"/>
+          <w:szCs w:val="24"/>
+        </w:rPr>
+        <w:tab/>
+      </w:r>
+      <w:r>
+        <w:rPr>
+          <w:rFonts w:ascii="Times New Roman" w:hAnsi="Times New Roman" w:cs="Times New Roman"/>
+          <w:sz w:val="24"/>
+          <w:szCs w:val="24"/>
+        </w:rPr>
+        <w:t xml:space="preserve">To reduce the manual effort involved in checking paper-based objective assessments, schools and researchers have explored the use of Optical Character Recognition (OCR) and Optical Mark Recognition (OMR) technologies. OMR allows a system to detect shaded or marked responses on a structured answer sheet and compare them against an answer key, while OCR allows text such as a student's name to be extracted directly from a scanned or photographed image. Recent implementations built around widely available computer vision libraries have shown that such tools can automate the grading of objective, paper-based tests with considerably less manual effort than traditional checking methods (Rajagopal &amp; Saha, 2024). These approaches, however, </w:t>
+      </w:r>
+      <w:r>
+        <w:rPr>
+          <w:rFonts w:ascii="Times New Roman" w:hAnsi="Times New Roman" w:cs="Times New Roman"/>
+          <w:sz w:val="24"/>
+          <w:szCs w:val="24"/>
+        </w:rPr>
+        <w:lastRenderedPageBreak/>
+        <w:t>are primarily suited to objective items and do not address the more complex task of checking constructed responses.</w:t>
+      </w:r>
+    </w:p>
+    <w:p>
+      <w:pPr>
+        <w:spacing w:line="360" w:lineRule="auto"/>
+        <w:jc w:val="both"/>
+        <w:rPr>
+          <w:rFonts w:ascii="Times New Roman" w:hAnsi="Times New Roman" w:cs="Times New Roman"/>
+          <w:sz w:val="24"/>
+          <w:szCs w:val="24"/>
+        </w:rPr>
+      </w:pPr>
+      <w:r>
+        <w:rPr>
+          <w:rFonts w:ascii="Times New Roman" w:hAnsi="Times New Roman" w:cs="Times New Roman"/>
+          <w:sz w:val="24"/>
+          <w:szCs w:val="24"/>
+        </w:rPr>
+        <w:tab/>
+      </w:r>
+      <w:r>
+        <w:rPr>
+          <w:rFonts w:ascii="Times New Roman" w:hAnsi="Times New Roman" w:cs="Times New Roman"/>
+          <w:sz w:val="24"/>
+          <w:szCs w:val="24"/>
+        </w:rPr>
+        <w:t xml:space="preserve">For essay and short-answer questions, approaches collectively referred to as Automated Essay Scoring (AES) apply Natural Language Processing (NLP) and machine learning techniques to evaluate written responses and generate a predicted score based on patterns learned from previously scored examples. Systematic reviews of AES research show that the field has grown from early statistical methods into more advanced approaches capable of analyzing features associated with the quality of a response (Ramesh &amp; </w:t>
+      </w:r>
+      <w:proofErr w:type="spellStart"/>
+      <w:r>
+        <w:rPr>
+          <w:rFonts w:ascii="Times New Roman" w:hAnsi="Times New Roman" w:cs="Times New Roman"/>
+          <w:sz w:val="24"/>
+          <w:szCs w:val="24"/>
+        </w:rPr>
+        <w:t>Sanampudi</w:t>
+      </w:r>
+      <w:proofErr w:type="spellEnd"/>
+      <w:r>
+        <w:rPr>
+          <w:rFonts w:ascii="Times New Roman" w:hAnsi="Times New Roman" w:cs="Times New Roman"/>
+          <w:sz w:val="24"/>
+          <w:szCs w:val="24"/>
+        </w:rPr>
+        <w:t>, 2022; Susanti et al., 2023). Even so, automated scoring should not be expected to fully replace a teacher's judgment, since students may produce unique or unexpected answers that require human interpretation; recent evaluations of AES systems continue to emphasize the importance of accuracy, fairness, and appropriate human oversight before an automated score is treated as final (Yang et al., 2024).</w:t>
+      </w:r>
+    </w:p>
+    <w:p>
+      <w:pPr>
+        <w:spacing w:line="360" w:lineRule="auto"/>
+        <w:jc w:val="both"/>
+        <w:rPr>
+          <w:rFonts w:ascii="Times New Roman" w:hAnsi="Times New Roman" w:cs="Times New Roman"/>
+          <w:sz w:val="24"/>
+          <w:szCs w:val="24"/>
+        </w:rPr>
+      </w:pPr>
+      <w:r>
+        <w:rPr>
+          <w:rFonts w:ascii="Times New Roman" w:hAnsi="Times New Roman" w:cs="Times New Roman"/>
+          <w:sz w:val="24"/>
+          <w:szCs w:val="24"/>
+        </w:rPr>
+        <w:tab/>
+      </w:r>
+      <w:r>
+        <w:rPr>
+          <w:rFonts w:ascii="Times New Roman" w:hAnsi="Times New Roman" w:cs="Times New Roman"/>
+          <w:sz w:val="24"/>
+          <w:szCs w:val="24"/>
+        </w:rPr>
+        <w:t>Checking assessments, however, is only one part of a teacher's workload. Before an assessment can even be given, teachers must prepare quiz items and instructional materials aligned with the topics being taught, a task that has been identified as one of the most time-consuming and burdensome non-teaching responsibilities educators face (Hashem et al., 2024). Recent studies have examined how generative AI and large language models may assist teachers in this area. Question-generation approaches built around large language models, for example, have been used to help teachers produce quiz items aligned with specific learning goals, with some studies finding that teachers preferred quizzes that incorporated these AI-generated questions over those they wrote entirely on their own (Elkins et al., 2024). These findings suggest that AI-assisted content generation may help reduce the time teachers spend preparing instructional materials, provided that teachers remain able to review and adjust the resulting output.</w:t>
+      </w:r>
+    </w:p>
+    <w:p>
+      <w:pPr>
+        <w:spacing w:line="360" w:lineRule="auto"/>
+        <w:jc w:val="both"/>
+        <w:rPr>
+          <w:rFonts w:ascii="Times New Roman" w:hAnsi="Times New Roman" w:cs="Times New Roman"/>
+          <w:sz w:val="24"/>
+          <w:szCs w:val="24"/>
+        </w:rPr>
+      </w:pPr>
+      <w:r>
+        <w:rPr>
+          <w:rFonts w:ascii="Times New Roman" w:hAnsi="Times New Roman" w:cs="Times New Roman"/>
+          <w:sz w:val="24"/>
+          <w:szCs w:val="24"/>
+        </w:rPr>
+        <w:tab/>
+      </w:r>
+      <w:r>
+        <w:rPr>
+          <w:rFonts w:ascii="Times New Roman" w:hAnsi="Times New Roman" w:cs="Times New Roman"/>
+          <w:sz w:val="24"/>
+          <w:szCs w:val="24"/>
+        </w:rPr>
+        <w:t>Beyond individual assessments and instructional materials, schools also need a way to monitor how students are performing over time so that those who may be struggling can be identified and supported before their difficulties worsen. Attendance and academic performance are commonly used indicators for this purpose, as students who are frequently absent or consistently scoring low are more likely to be at risk of falling behind (</w:t>
+      </w:r>
+      <w:proofErr w:type="spellStart"/>
+      <w:r>
+        <w:rPr>
+          <w:rFonts w:ascii="Times New Roman" w:hAnsi="Times New Roman" w:cs="Times New Roman"/>
+          <w:sz w:val="24"/>
+          <w:szCs w:val="24"/>
+        </w:rPr>
+        <w:t>Embarak</w:t>
+      </w:r>
+      <w:proofErr w:type="spellEnd"/>
+      <w:r>
+        <w:rPr>
+          <w:rFonts w:ascii="Times New Roman" w:hAnsi="Times New Roman" w:cs="Times New Roman"/>
+          <w:sz w:val="24"/>
+          <w:szCs w:val="24"/>
+        </w:rPr>
+        <w:t xml:space="preserve"> &amp; </w:t>
+      </w:r>
+      <w:proofErr w:type="spellStart"/>
+      <w:r>
+        <w:rPr>
+          <w:rFonts w:ascii="Times New Roman" w:hAnsi="Times New Roman" w:cs="Times New Roman"/>
+          <w:sz w:val="24"/>
+          <w:szCs w:val="24"/>
+        </w:rPr>
+        <w:t>Hawarna</w:t>
+      </w:r>
+      <w:proofErr w:type="spellEnd"/>
+      <w:r>
+        <w:rPr>
+          <w:rFonts w:ascii="Times New Roman" w:hAnsi="Times New Roman" w:cs="Times New Roman"/>
+          <w:sz w:val="24"/>
+          <w:szCs w:val="24"/>
+        </w:rPr>
+        <w:t xml:space="preserve">, 2024). Traditionally, this kind of monitoring is performed manually by teachers or guidance personnel who must review individual records across multiple classes, which can make it difficult </w:t>
+      </w:r>
+      <w:r>
+        <w:rPr>
+          <w:rFonts w:ascii="Times New Roman" w:hAnsi="Times New Roman" w:cs="Times New Roman"/>
+          <w:sz w:val="24"/>
+          <w:szCs w:val="24"/>
+        </w:rPr>
+        <w:lastRenderedPageBreak/>
+        <w:t>to consistently identify at-risk students across an entire school population. Recent work applying data-driven and AI-based approaches to attendance and performance records has shown that such indicators can be used to classify students into different risk categories to support more timely intervention (</w:t>
+      </w:r>
+      <w:proofErr w:type="spellStart"/>
+      <w:r>
+        <w:rPr>
+          <w:rFonts w:ascii="Times New Roman" w:hAnsi="Times New Roman" w:cs="Times New Roman"/>
+          <w:sz w:val="24"/>
+          <w:szCs w:val="24"/>
+        </w:rPr>
+        <w:t>Embarak</w:t>
+      </w:r>
+      <w:proofErr w:type="spellEnd"/>
+      <w:r>
+        <w:rPr>
+          <w:rFonts w:ascii="Times New Roman" w:hAnsi="Times New Roman" w:cs="Times New Roman"/>
+          <w:sz w:val="24"/>
+          <w:szCs w:val="24"/>
+        </w:rPr>
+        <w:t xml:space="preserve"> &amp; </w:t>
+      </w:r>
+      <w:proofErr w:type="spellStart"/>
+      <w:r>
+        <w:rPr>
+          <w:rFonts w:ascii="Times New Roman" w:hAnsi="Times New Roman" w:cs="Times New Roman"/>
+          <w:sz w:val="24"/>
+          <w:szCs w:val="24"/>
+        </w:rPr>
+        <w:t>Hawarna</w:t>
+      </w:r>
+      <w:proofErr w:type="spellEnd"/>
+      <w:r>
+        <w:rPr>
+          <w:rFonts w:ascii="Times New Roman" w:hAnsi="Times New Roman" w:cs="Times New Roman"/>
+          <w:sz w:val="24"/>
+          <w:szCs w:val="24"/>
+        </w:rPr>
+        <w:t>, 2024).</w:t>
+      </w:r>
+    </w:p>
+    <w:p>
+      <w:pPr>
+        <w:spacing w:line="360" w:lineRule="auto"/>
+        <w:jc w:val="both"/>
+      </w:pPr>
+      <w:r>
+        <w:rPr>
+          <w:rFonts w:ascii="Times New Roman" w:hAnsi="Times New Roman" w:cs="Times New Roman"/>
+          <w:sz w:val="24"/>
+          <w:szCs w:val="24"/>
+        </w:rPr>
+        <w:tab/>
+      </w:r>
+      <w:r>
+        <w:rPr>
+          <w:rFonts w:ascii="Times New Roman" w:hAnsi="Times New Roman" w:cs="Times New Roman"/>
+          <w:sz w:val="24"/>
+          <w:szCs w:val="24"/>
+        </w:rPr>
+        <w:t xml:space="preserve">Taken together, checking paper-based and digital assessments, evaluating written responses, preparing quizzes and instructional materials, and monitoring student performance for early signs of risk represent related but often separately addressed aspects of a teacher's workload. Existing tools tend to focus on only one of these tasks at a time, which leaves teachers to rely on multiple disconnected systems or to continue performing several of these tasks manually. In response to this, the present study explores the development of </w:t>
+      </w:r>
+      <w:proofErr w:type="spellStart"/>
+      <w:r>
+        <w:rPr>
+          <w:rFonts w:ascii="Times New Roman" w:hAnsi="Times New Roman" w:cs="Times New Roman"/>
+          <w:sz w:val="24"/>
+          <w:szCs w:val="24"/>
+        </w:rPr>
+        <w:t>ACTSight</w:t>
+      </w:r>
+      <w:proofErr w:type="spellEnd"/>
+      <w:r>
+        <w:rPr>
+          <w:rFonts w:ascii="Times New Roman" w:hAnsi="Times New Roman" w:cs="Times New Roman"/>
+          <w:sz w:val="24"/>
+          <w:szCs w:val="24"/>
+        </w:rPr>
+        <w:t>, a proposed system intended to bring OCR-based automated assessment, an agentic console for quiz automation, AI-assisted learning plan generation, and student retention analytics into a single system blueprint. This study is conducted within the context of ACTS Computer College, which serves as the research setting in which the relevant instructional processes and requirements were examined; the resulting blueprint, however, is intended to be adaptable by other schools and educational institutions with similar needs. The following sections describe the specific context, purpose, and scope of the proposed system in greater detail.</w:t>
+      </w:r>
     </w:p>
     <w:sectPr>
       <w:pgSz w:w="12240" w:h="15840"/>
